--- a/doc/ТЗ/Постановка задачи Мудров.docx
+++ b/doc/ТЗ/Постановка задачи Мудров.docx
@@ -230,12 +230,14 @@
       <w:r>
         <w:t xml:space="preserve">Форма «Авторизации» имеет контроль заполнения полей: логин, пароль и </w:t>
       </w:r>
+      <w:proofErr w:type="spellStart"/>
       <w:r>
         <w:rPr>
           <w:lang w:val="en-US"/>
         </w:rPr>
         <w:t>captcha</w:t>
       </w:r>
+      <w:proofErr w:type="spellEnd"/>
       <w:r>
         <w:t>, а также блокировка системы.</w:t>
       </w:r>
@@ -279,7 +281,15 @@
         <w:t>,</w:t>
       </w:r>
       <w:r>
-        <w:t xml:space="preserve"> занимается бронью столов</w:t>
+        <w:t xml:space="preserve"> занимается </w:t>
+      </w:r>
+      <w:proofErr w:type="spellStart"/>
+      <w:r>
+        <w:t>бронью</w:t>
+      </w:r>
+      <w:proofErr w:type="spellEnd"/>
+      <w:r>
+        <w:t xml:space="preserve"> столов</w:t>
       </w:r>
       <w:r>
         <w:t>,</w:t>
@@ -634,9 +644,6 @@
       <w:pPr>
         <w:pStyle w:val="a6"/>
         <w:ind w:firstLine="709"/>
-        <w:rPr>
-          <w:lang w:val="en-US"/>
-        </w:rPr>
       </w:pPr>
       <w:r>
         <w:rPr>
@@ -700,13 +707,7 @@
         <w:rPr>
           <w:szCs w:val="28"/>
         </w:rPr>
-        <w:t>Язык программирования С</w:t>
-      </w:r>
-      <w:r>
-        <w:rPr>
-          <w:szCs w:val="28"/>
-        </w:rPr>
-        <w:t>#</w:t>
+        <w:t>Язык программирования высокого уровня</w:t>
       </w:r>
       <w:r>
         <w:rPr>
@@ -720,6 +721,7 @@
         </w:rPr>
         <w:t xml:space="preserve"> База данных составляется в </w:t>
       </w:r>
+      <w:proofErr w:type="spellStart"/>
       <w:r>
         <w:rPr>
           <w:szCs w:val="28"/>
@@ -741,6 +743,7 @@
         </w:rPr>
         <w:t>SQL</w:t>
       </w:r>
+      <w:proofErr w:type="spellEnd"/>
       <w:r>
         <w:rPr>
           <w:szCs w:val="28"/>

--- a/doc/ТЗ/Постановка задачи Мудров.docx
+++ b/doc/ТЗ/Постановка задачи Мудров.docx
@@ -685,13 +685,10 @@
         <w:ind w:firstLine="709"/>
       </w:pPr>
       <w:r>
-        <w:t>На формах «Заказы»</w:t>
-      </w:r>
-      <w:r>
-        <w:t xml:space="preserve">, </w:t>
-      </w:r>
-      <w:r>
-        <w:t>«Меню» имеется возможность постраничного просмотра записей (10 товаров).</w:t>
+        <w:t>На форме</w:t>
+      </w:r>
+      <w:r>
+        <w:t xml:space="preserve"> «Заказы» имеется возможность постраничного просмотра записей (10 товаров).</w:t>
       </w:r>
     </w:p>
     <w:p>
